--- a/docs/BAO_CAO_KY_THUAT.docx
+++ b/docs/BAO_CAO_KY_THUAT.docx
@@ -163,7 +163,7 @@
           <w:rFonts w:ascii="Calibri" w:hAnsi="Calibri"/>
           <w:sz w:val="22"/>
         </w:rPr>
-        <w:t>Merge 2 dataset (UA-DETRAC + Vietnam Cần Thơ) → thêm class 'motorcycle' quan trọng cho VN</w:t>
+        <w:t>Merge 2 dataset (UA-DETRAC + Vietnam Cần Thơ) thêm class 'motorcycle' quan trọng cho VN</w:t>
       </w:r>
     </w:p>
     <w:p>
@@ -187,7 +187,7 @@
           <w:rFonts w:ascii="Calibri" w:hAnsi="Calibri"/>
           <w:sz w:val="22"/>
         </w:rPr>
-        <w:t>FP16 inference + tuỳ chọn imgsz → tăng tốc 1.5-2× mà mAP chỉ giảm ~2%</w:t>
+        <w:t>FP16 inference + tuỳ chọn imgsz tăng tốc 1.5-2× mà mAP chỉ giảm ~2%</w:t>
       </w:r>
     </w:p>
     <w:p>
@@ -261,31 +261,31 @@
         </w:rPr>
         <w:t>Video (MP4)</w:t>
         <w:br/>
-        <w:t xml:space="preserve">    ↓</w:t>
+        <w:t xml:space="preserve"> </w:t>
         <w:br/>
-        <w:t>[1] Detection — YOLOv8s → boxes + class_id + confidence</w:t>
+        <w:t>[1] Detection — YOLOv8s boxes + class_id + confidence</w:t>
         <w:br/>
-        <w:t xml:space="preserve">    ↓</w:t>
+        <w:t xml:space="preserve"> </w:t>
         <w:br/>
-        <w:t>[2] Tracking — ByteTrack (built-in Ultralytics) → gán track_id ổn định qua các frame</w:t>
+        <w:t>[2] Tracking — ByteTrack (built-in Ultralytics) gán track_id ổn định qua các frame</w:t>
         <w:br/>
-        <w:t xml:space="preserve">    ↓</w:t>
+        <w:t xml:space="preserve"> </w:t>
         <w:br/>
         <w:t>[3] Counter — cross-product line-vector × movement-vector</w:t>
         <w:br/>
-        <w:t xml:space="preserve">    → detect khi xe cắt line, phân direction (ltr/rtl)</w:t>
+        <w:t xml:space="preserve"> detect khi xe cắt line, phân direction (ltr/rtl)</w:t>
         <w:br/>
-        <w:t xml:space="preserve">    → chống đếm trùng bằng set (line_name, track_id)</w:t>
+        <w:t xml:space="preserve"> chống đếm trùng bằng set (line_name, track_id)</w:t>
         <w:br/>
-        <w:t xml:space="preserve">    ↓</w:t>
+        <w:t xml:space="preserve"> </w:t>
         <w:br/>
-        <w:t>[4] Aggregator — pandas → DataFrame events, group theo class/thời gian/direction</w:t>
+        <w:t>[4] Aggregator — pandas DataFrame events, group theo class/thời gian/direction</w:t>
         <w:br/>
-        <w:t xml:space="preserve">    ↓</w:t>
+        <w:t xml:space="preserve"> </w:t>
         <w:br/>
-        <w:t>[5] Visualize — matplotlib → biểu đồ bar/line/heatmap/cumulative</w:t>
+        <w:t>[5] Visualize — matplotlib biểu đồ bar/line/heatmap/cumulative</w:t>
         <w:br/>
-        <w:t xml:space="preserve">    ↓</w:t>
+        <w:t xml:space="preserve"> </w:t>
         <w:br/>
         <w:t>OUTPUT: video annotated + CSV events + biểu đồ PNG + JSON summary</w:t>
       </w:r>
@@ -316,81 +316,81 @@
         <w:br/>
         <w:t>├── configs/</w:t>
         <w:br/>
-        <w:t>│   ├── class_mapping.json        # ánh xạ class ID giữa các dataset gốc và schema canonical</w:t>
+        <w:t>│ ├── class_mapping.json # ánh xạ class ID giữa các dataset gốc và schema canonical</w:t>
         <w:br/>
-        <w:t>│   └── counting_zones.json      # định nghĩa line/zone đếm cho mỗi video test</w:t>
+        <w:t>│ └── counting_zones.json # định nghĩa line/zone đếm cho mỗi video test</w:t>
         <w:br/>
         <w:t>├── data/</w:t>
         <w:br/>
-        <w:t>│   ├── data.yaml                # config Ultralytics: 4-class, đường dẫn dataset</w:t>
+        <w:t>│ ├── data.yaml # config Ultralytics: 4-class, đường dẫn dataset</w:t>
         <w:br/>
-        <w:t>│   ├── raw_vn_cantho/           # dataset VN gốc (extracted từ zip)</w:t>
+        <w:t>│ ├── raw_vn_cantho/ # dataset VN gốc (extracted từ zip)</w:t>
         <w:br/>
-        <w:t>│   ├── merged/                  # dataset đã merge + remap schema (gitignored)</w:t>
+        <w:t>│ ├── merged/ # dataset đã merge + remap schema (gitignored)</w:t>
         <w:br/>
-        <w:t>│   └── test_videos/</w:t>
+        <w:t>│ └── test_videos/</w:t>
         <w:br/>
-        <w:t>│       ├── raw/                 # video test</w:t>
+        <w:t>│ ├── raw/ # video test</w:t>
         <w:br/>
-        <w:t>│       └── ground_truth/        # GT counts thủ công (JSON)</w:t>
+        <w:t>│ └── ground_truth/ # GT counts thủ công (JSON)</w:t>
         <w:br/>
         <w:t>├── scripts/</w:t>
         <w:br/>
-        <w:t>│   ├── import_ua_detrac.py      # import + remap class UA-DETRAC → canonical</w:t>
+        <w:t>│ ├── import_ua_detrac.py # import + remap class UA-DETRAC canonical</w:t>
         <w:br/>
-        <w:t>│   ├── import_cantho_vn.py     # import + remap class VN Cần Thơ</w:t>
+        <w:t>│ ├── import_cantho_vn.py # import + remap class VN Cần Thơ</w:t>
         <w:br/>
-        <w:t>│   ├── train.sh                 # script train YOLOv8s (fresh/resume/auto)</w:t>
+        <w:t>│ ├── train.sh # script train YOLOv8s (fresh/resume/auto)</w:t>
         <w:br/>
-        <w:t>│   ├── eval_after_training.sh  # watcher: chờ training xong tự eval</w:t>
+        <w:t>│ ├── eval_after_training.sh # watcher: chờ training xong tự eval</w:t>
         <w:br/>
-        <w:t>│   └── gen_report_docx.py       # sinh file báo cáo này</w:t>
+        <w:t>│ └── gen_report_docx.py # sinh file báo cáo này</w:t>
         <w:br/>
         <w:t>├── src/</w:t>
         <w:br/>
-        <w:t>│   ├── detection/</w:t>
+        <w:t>│ ├── detection/</w:t>
         <w:br/>
-        <w:t>│   │   ├── train.py             # wrapper Ultralytics YOLO.train() + --resume</w:t>
+        <w:t>│ │ ├── train.py # wrapper Ultralytics YOLO.train() + --resume</w:t>
         <w:br/>
-        <w:t>│   │   ├── infer.py             # inference đơn lẻ</w:t>
+        <w:t>│ │ ├── infer.py # inference đơn lẻ</w:t>
         <w:br/>
-        <w:t>│   │   └── evaluate.py          # val mAP</w:t>
+        <w:t>│ │ └── evaluate.py # val mAP</w:t>
         <w:br/>
-        <w:t>│   ├── tracking/</w:t>
+        <w:t>│ ├── tracking/</w:t>
         <w:br/>
-        <w:t>│   │   ├── track.py             # wrapper model.track() ByteTrack</w:t>
+        <w:t>│ │ ├── track.py # wrapper model.track() ByteTrack</w:t>
         <w:br/>
-        <w:t>│   │   └── counter.py           # Counter class với direction filter</w:t>
+        <w:t>│ │ └── counter.py # Counter class với direction filter</w:t>
         <w:br/>
-        <w:t>│   ├── pipeline/</w:t>
+        <w:t>│ ├── pipeline/</w:t>
         <w:br/>
-        <w:t>│   │   └── run.py               # tích hợp detect+track+count + xuất CSV/video</w:t>
+        <w:t>│ │ └── run.py # tích hợp detect+track+count + xuất CSV/video</w:t>
         <w:br/>
-        <w:t>│   ├── stats/</w:t>
+        <w:t>│ ├── stats/</w:t>
         <w:br/>
-        <w:t>│   │   ├── aggregator.py        # groupby thời gian, class, direction</w:t>
+        <w:t>│ │ ├── aggregator.py # groupby thời gian, class, direction</w:t>
         <w:br/>
-        <w:t>│   │   └── visualize.py         # bar/line/heatmap/cumulative charts</w:t>
+        <w:t>│ │ └── visualize.py # bar/line/heatmap/cumulative charts</w:t>
         <w:br/>
-        <w:t>│   └── evaluation/</w:t>
+        <w:t>│ └── evaluation/</w:t>
         <w:br/>
-        <w:t>│       ├── metrics.py           # accuracy, MAE, MAPE</w:t>
+        <w:t>│ ├── metrics.py # accuracy, MAE, MAPE</w:t>
         <w:br/>
-        <w:t>│       └── eval_full.py         # eval 2 tầng: mAP + counting</w:t>
+        <w:t>│ └── eval_full.py # eval 2 tầng: mAP + counting</w:t>
         <w:br/>
         <w:t>├── ui/</w:t>
         <w:br/>
-        <w:t>│   └── streamlit_app.py         # web UI 3 tab: Run / Stats / Eval</w:t>
+        <w:t>│ └── streamlit_app.py # web UI 3 tab: Run / Stats / Eval</w:t>
         <w:br/>
         <w:t>├── weights/</w:t>
         <w:br/>
-        <w:t>│   ├── baseline_detrac4.pt      # baseline v8n cũ (UA-DETRAC 4-class)</w:t>
+        <w:t>│ ├── baseline_detrac4.pt # baseline v8n cũ (UA-DETRAC 4-class)</w:t>
         <w:br/>
-        <w:t>│   └── v8s_4cls_best.pt         # ⭐ model mới, best.pt sau 50 epoch</w:t>
+        <w:t>│ └── v8s_4cls_best.pt # model mới, best.pt sau 50 epoch</w:t>
         <w:br/>
-        <w:t>├── runs/                        # Ultralytics training outputs (gitignored)</w:t>
+        <w:t>├── runs/ # Ultralytics training outputs (gitignored)</w:t>
         <w:br/>
-        <w:t>├── results/                     # eval outputs + biểu đồ + video demo</w:t>
+        <w:t>├── results/ # eval outputs + biểu đồ + video demo</w:t>
         <w:br/>
         <w:t>└── README.md, requirements.txt, .gitignore</w:t>
         <w:br/>
@@ -485,7 +485,7 @@
           <w:rFonts w:ascii="Calibri" w:hAnsi="Calibri"/>
           <w:sz w:val="22"/>
         </w:rPr>
-        <w:t>--cache ram: cache toàn bộ dataset vào RAM → giảm 40% thời gian/epoch (dataset ~20GB)</w:t>
+        <w:t>--cache ram: cache toàn bộ dataset vào RAM giảm 40% thời gian/epoch (dataset ~20GB)</w:t>
       </w:r>
     </w:p>
     <w:p>
@@ -604,31 +604,31 @@
         </w:rPr>
         <w:t>Mỗi frame, với mỗi track_id đang active:</w:t>
         <w:br/>
-        <w:t xml:space="preserve">  1. Tính tâm box hiện tại: curr = ((x1+x2)/2, (y1+y2)/2)</w:t>
+        <w:t xml:space="preserve"> 1. Tính tâm box hiện tại: curr = ((x1+x2)/2, (y1+y2)/2)</w:t>
         <w:br/>
-        <w:t xml:space="preserve">  2. Nếu có tâm frame trước (prev):</w:t>
+        <w:t xml:space="preserve"> 2. Nếu có tâm frame trước (prev):</w:t>
         <w:br/>
-        <w:t xml:space="preserve">     - Segment prev→curr có cắt counting line không? (segments_cross)</w:t>
+        <w:t xml:space="preserve"> - Segment prevcurr có cắt counting line không? (segments_cross)</w:t>
         <w:br/>
-        <w:t xml:space="preserve">     - Nếu có: xác định direction bằng cross-product</w:t>
+        <w:t xml:space="preserve"> - Nếu có: xác định direction bằng cross-product</w:t>
         <w:br/>
-        <w:t xml:space="preserve">         line_vector = p2 - p1</w:t>
+        <w:t xml:space="preserve"> line_vector = p2 - p1</w:t>
         <w:br/>
-        <w:t xml:space="preserve">         movement_vector = curr - prev</w:t>
+        <w:t xml:space="preserve"> movement_vector = curr - prev</w:t>
         <w:br/>
-        <w:t xml:space="preserve">         cross = line_vec.x × mov_vec.y − line_vec.y × mov_vec.x</w:t>
+        <w:t xml:space="preserve"> cross = line_vec.x × mov_vec.y − line_vec.y × mov_vec.x</w:t>
         <w:br/>
-        <w:t xml:space="preserve">         cross &gt; 0 → 'ltr' (trái→phải theo chiều line)</w:t>
+        <w:t xml:space="preserve"> cross &gt; 0 'ltr' (tráiphải theo chiều line)</w:t>
         <w:br/>
-        <w:t xml:space="preserve">         cross &lt; 0 → 'rtl' (phải→trái)</w:t>
+        <w:t xml:space="preserve"> cross &lt; 0 'rtl' (phảitrái)</w:t>
         <w:br/>
-        <w:t xml:space="preserve">     - Kiểm tra count_direction config: nếu 'ltr' và movement là 'rtl' → BỎ QUA</w:t>
+        <w:t xml:space="preserve"> - Kiểm tra count_direction config: nếu 'ltr' và movement là 'rtl' BỎ QUA</w:t>
         <w:br/>
-        <w:t xml:space="preserve">     - Nếu qua: counts[line][direction][class] += 1</w:t>
+        <w:t xml:space="preserve"> - Nếu qua: counts[line][direction][class] += 1</w:t>
         <w:br/>
-        <w:t xml:space="preserve">     - Đánh dấu (line_name, track_id) vào set _counted → không đếm lại lần 2</w:t>
+        <w:t xml:space="preserve"> - Đánh dấu (line_name, track_id) vào set _counted không đếm lại lần 2</w:t>
         <w:br/>
-        <w:t xml:space="preserve">  3. Update prev_center[track_id] = curr</w:t>
+        <w:t xml:space="preserve"> 3. Update prev_center[track_id] = curr</w:t>
       </w:r>
     </w:p>
     <w:p>
@@ -753,7 +753,7 @@
           <w:i w:val="0"/>
           <w:sz w:val="22"/>
         </w:rPr>
-        <w:t>aggregator.py: nhận list events → pandas DataFrame → group theo bucket thời gian (30s, 1p, 5p, 15p, 30p, 1h) tuỳ chọn.</w:t>
+        <w:t>aggregator.py: nhận list events pandas DataFrame group theo bucket thời gian (30s, 1p, 5p, 15p, 30p, 1h) tuỳ chọn.</w:t>
       </w:r>
     </w:p>
     <w:p>
@@ -800,7 +800,7 @@
           <w:rFonts w:ascii="Calibri" w:hAnsi="Calibri"/>
           <w:sz w:val="22"/>
         </w:rPr>
-        <w:t>counts_per_bucket(bucket_sec): pivot theo bucket → DataFrame [bucket × class]</w:t>
+        <w:t>counts_per_bucket(bucket_sec): pivot theo bucket DataFrame [bucket × class]</w:t>
       </w:r>
     </w:p>
     <w:p>
@@ -952,7 +952,7 @@
           <w:rFonts w:ascii="Calibri" w:hAnsi="Calibri"/>
           <w:sz w:val="22"/>
         </w:rPr>
-        <w:t>Tầng A - mAP: gọi YOLO.val() trên test set 56k ảnh có label sẵn → mAP@0.5, mAP@0.5-0.95, P, R per-class. Auto skip nếu schema model ≠ data.yaml.</w:t>
+        <w:t>Tầng A - mAP: gọi YOLO.val() trên test set 56k ảnh có label sẵn mAP@0.5, mAP@0.5-0.95, P, R per-class. Auto skip nếu schema model ≠ data.yaml.</w:t>
       </w:r>
     </w:p>
     <w:p>
@@ -964,7 +964,7 @@
           <w:rFonts w:ascii="Calibri" w:hAnsi="Calibri"/>
           <w:sz w:val="22"/>
         </w:rPr>
-        <w:t>Tầng B - Counting: chạy run_pipeline() trên video có GT thủ công (demo_traffic.mp4) → so bằng report() → accuracy/MAE/MAPE.</w:t>
+        <w:t>Tầng B - Counting: chạy run_pipeline() trên video có GT thủ công (demo_traffic.mp4) so bằng report() accuracy/MAE/MAPE.</w:t>
       </w:r>
     </w:p>
     <w:p>
@@ -1010,7 +1010,7 @@
           <w:rFonts w:ascii="Calibri" w:hAnsi="Calibri"/>
           <w:sz w:val="22"/>
         </w:rPr>
-        <w:t>Tab 'Chạy pipeline': upload video → chỉnh line/threshold/model/FP16 → run → xem output video có overlay + download</w:t>
+        <w:t>Tab 'Chạy pipeline': upload video chỉnh line/threshold/model/FP16 run xem output video có overlay + download</w:t>
       </w:r>
     </w:p>
     <w:p>
@@ -1034,7 +1034,7 @@
           <w:rFonts w:ascii="Calibri" w:hAnsi="Calibri"/>
           <w:sz w:val="22"/>
         </w:rPr>
-        <w:t>Tab 'Đánh giá': upload GT JSON hoặc điền tay → tính accuracy/MAE/MAPE per-class + download eval report JSON</w:t>
+        <w:t>Tab 'Đánh giá': upload GT JSON hoặc điền tay tính accuracy/MAE/MAPE per-class + download eval report JSON</w:t>
       </w:r>
     </w:p>
     <w:p>
@@ -1350,26 +1350,26 @@
         <w:t>Canonical 4-class: {0: motorcycle, 1: car, 2: bus, 3: truck}</w:t>
         <w:br/>
         <w:br/>
-        <w:t>UA-DETRAC → canonical:</w:t>
+        <w:t>UA-DETRAC canonical:</w:t>
         <w:br/>
-        <w:t xml:space="preserve">  0 (car)    → 1 (car)</w:t>
+        <w:t xml:space="preserve"> 0 (car) 1 (car)</w:t>
         <w:br/>
-        <w:t xml:space="preserve">  1 (bus)    → 2 (bus)</w:t>
+        <w:t xml:space="preserve"> 1 (bus) 2 (bus)</w:t>
         <w:br/>
-        <w:t xml:space="preserve">  2 (van)    → 3 (truck)    # van gộp truck vì hình dáng gần nhất</w:t>
+        <w:t xml:space="preserve"> 2 (van) 3 (truck) # van gộp truck vì hình dáng gần nhất</w:t>
         <w:br/>
-        <w:t xml:space="preserve">  3 (others) → null (bỏ)</w:t>
+        <w:t xml:space="preserve"> 3 (others) null (bỏ)</w:t>
         <w:br/>
         <w:br/>
-        <w:t>VN Cần Thơ → canonical:</w:t>
+        <w:t>VN Cần Thơ canonical:</w:t>
         <w:br/>
-        <w:t xml:space="preserve">  0 (bus)       → 2 (bus)</w:t>
+        <w:t xml:space="preserve"> 0 (bus) 2 (bus)</w:t>
         <w:br/>
-        <w:t xml:space="preserve">  1 (car)       → 1 (car)</w:t>
+        <w:t xml:space="preserve"> 1 (car) 1 (car)</w:t>
         <w:br/>
-        <w:t xml:space="preserve">  2 (motorbike) → 0 (motorcycle)   ← ⭐ giá trị chính từ VN</w:t>
+        <w:t xml:space="preserve"> 2 (motorbike) 0 (motorcycle) giá trị chính từ VN</w:t>
         <w:br/>
-        <w:t xml:space="preserve">  3 (truck)     → 3 (truck)</w:t>
+        <w:t xml:space="preserve"> 3 (truck) 3 (truck)</w:t>
       </w:r>
     </w:p>
     <w:p>
@@ -2502,7 +2502,7 @@
               <w:rPr>
                 <w:sz w:val="21"/>
               </w:rPr>
-              <w:t>⭐ xuất sắc — model học tốt xe máy VN</w:t>
+              <w:t xml:space="preserve"> xuất sắc — model học tốt xe máy VN</w:t>
             </w:r>
           </w:p>
         </w:tc>
@@ -2811,7 +2811,7 @@
               <w:rPr>
                 <w:sz w:val="21"/>
               </w:rPr>
-              <w:t>❌ Không</w:t>
+              <w:t xml:space="preserve"> Không</w:t>
             </w:r>
           </w:p>
         </w:tc>
@@ -2824,7 +2824,7 @@
               <w:rPr>
                 <w:sz w:val="21"/>
               </w:rPr>
-              <w:t>✅ Có (mAP 0.87)</w:t>
+              <w:t xml:space="preserve"> Có (mAP 0.87)</w:t>
             </w:r>
           </w:p>
         </w:tc>
@@ -2934,7 +2934,7 @@
               <w:rPr>
                 <w:sz w:val="21"/>
               </w:rPr>
-              <w:t>🟡 Vừa</w:t>
+              <w:t xml:space="preserve"> Vừa</w:t>
             </w:r>
           </w:p>
         </w:tc>
@@ -2947,7 +2947,7 @@
               <w:rPr>
                 <w:sz w:val="21"/>
               </w:rPr>
-              <w:t>✅ Có xe máy VN</w:t>
+              <w:t xml:space="preserve"> Có xe máy VN</w:t>
             </w:r>
           </w:p>
         </w:tc>
@@ -3072,7 +3072,7 @@
           <w:color w:val="1F2837"/>
           <w:sz w:val="19"/>
         </w:rPr>
-        <w:t># Train mới (batch 32, imgsz 512, cache ram → ~6-7 phút/epoch)</w:t>
+        <w:t># Train mới (batch 32, imgsz 512, cache ram ~6-7 phút/epoch)</w:t>
         <w:br/>
         <w:t>./scripts/train.sh fresh</w:t>
         <w:br/>
@@ -3118,19 +3118,19 @@
         <w:br/>
         <w:t>python -m src.pipeline.run \</w:t>
         <w:br/>
-        <w:t xml:space="preserve">    --video data/test_videos/raw/demo_traffic.mp4 \</w:t>
+        <w:t xml:space="preserve"> --video data/test_videos/raw/demo_traffic.mp4 \</w:t>
         <w:br/>
-        <w:t xml:space="preserve">    --weights weights/v8s_4cls_best.pt \</w:t>
+        <w:t xml:space="preserve"> --weights weights/v8s_4cls_best.pt \</w:t>
         <w:br/>
-        <w:t xml:space="preserve">    --counting-config configs/counting_zones.json \</w:t>
+        <w:t xml:space="preserve"> --counting-config configs/counting_zones.json \</w:t>
         <w:br/>
-        <w:t xml:space="preserve">    --video-key demo_traffic \</w:t>
+        <w:t xml:space="preserve"> --video-key demo_traffic \</w:t>
         <w:br/>
-        <w:t xml:space="preserve">    --out-csv results/tables/demo_events.csv \</w:t>
+        <w:t xml:space="preserve"> --out-csv results/tables/demo_events.csv \</w:t>
         <w:br/>
-        <w:t xml:space="preserve">    --out-video results/videos/demo_out.mp4 \</w:t>
+        <w:t xml:space="preserve"> --out-video results/videos/demo_out.mp4 \</w:t>
         <w:br/>
-        <w:t xml:space="preserve">    --half</w:t>
+        <w:t xml:space="preserve"> --half</w:t>
         <w:br/>
         <w:br/>
         <w:t># Hoặc dùng UI</w:t>
@@ -3174,7 +3174,7 @@
         <w:br/>
         <w:t>python -m src.evaluation.eval_full \</w:t>
         <w:br/>
-        <w:t xml:space="preserve">    --models weights/v8s_4cls_best.pt runs/detect/runs/detect/train_v8s_4cls/weights/last.pt</w:t>
+        <w:t xml:space="preserve"> --models weights/v8s_4cls_best.pt runs/detect/runs/detect/train_v8s_4cls/weights/last.pt</w:t>
       </w:r>
     </w:p>
     <w:p>
@@ -3653,7 +3653,7 @@
         <w:rPr>
           <w:sz w:val="22"/>
         </w:rPr>
-        <w:t>A: Cross-product line_vector × movement_vector. Dấu (&gt;0 hay &lt;0) quyết định hướng đi tương đối so với vector line (p1→p2).</w:t>
+        <w:t>A: Cross-product line_vector × movement_vector. Dấu (&gt;0 hay &lt;0) quyết định hướng đi tương đối so với vector line (p1p2).</w:t>
       </w:r>
     </w:p>
     <w:p/>
@@ -3689,7 +3689,7 @@
         <w:rPr>
           <w:sz w:val="22"/>
         </w:rPr>
-        <w:t>A: Vì đã gộp 'van' của UA-DETRAC vào 'truck' — 2 loại xe hình dáng khác nhau bị cùng label → confusion. Trade-off có ý thức để có 4-class thống nhất.</w:t>
+        <w:t>A: Vì đã gộp 'van' của UA-DETRAC vào 'truck' — 2 loại xe hình dáng khác nhau bị cùng label confusion. Trade-off có ý thức để có 4-class thống nhất.</w:t>
       </w:r>
     </w:p>
     <w:p/>
